--- a/docs/CallCenter_Talking_Points.docx
+++ b/docs/CallCenter_Talking_Points.docx
@@ -159,14 +159,7 @@
           <w:sz w:val="21"/>
           <w:szCs w:val="21"/>
         </w:rPr>
-        <w:t xml:space="preserve"> two </w:t>
-      </w:r>
-      <w:r>
-        <w:rPr>
-          <w:sz w:val="21"/>
-          <w:szCs w:val="21"/>
-        </w:rPr>
-        <w:t>coaching</w:t>
+        <w:t xml:space="preserve"> two coaching</w:t>
       </w:r>
       <w:r>
         <w:rPr>
@@ -292,14 +285,7 @@
           <w:sz w:val="21"/>
           <w:szCs w:val="21"/>
         </w:rPr>
-        <w:t xml:space="preserve"> on resolution rate</w:t>
-      </w:r>
-      <w:r>
-        <w:rPr>
-          <w:sz w:val="21"/>
-          <w:szCs w:val="21"/>
-        </w:rPr>
-        <w:t xml:space="preserve"> and </w:t>
+        <w:t xml:space="preserve"> on resolution rate and </w:t>
       </w:r>
       <w:r>
         <w:rPr>
@@ -327,14 +313,7 @@
           <w:sz w:val="21"/>
           <w:szCs w:val="21"/>
         </w:rPr>
-        <w:t xml:space="preserve"> seconds </w:t>
-      </w:r>
-      <w:r>
-        <w:rPr>
-          <w:sz w:val="21"/>
-          <w:szCs w:val="21"/>
-        </w:rPr>
-        <w:t>on handle time</w:t>
+        <w:t xml:space="preserve"> seconds on handle time</w:t>
       </w:r>
       <w:r>
         <w:rPr>
@@ -416,14 +395,7 @@
           <w:sz w:val="21"/>
           <w:szCs w:val="21"/>
         </w:rPr>
-        <w:t>rollup</w:t>
-      </w:r>
-      <w:r>
-        <w:rPr>
-          <w:sz w:val="21"/>
-          <w:szCs w:val="21"/>
-        </w:rPr>
-        <w:t xml:space="preserve"> </w:t>
+        <w:t xml:space="preserve">rollup </w:t>
       </w:r>
       <w:r>
         <w:rPr>
@@ -533,14 +505,7 @@
           <w:sz w:val="21"/>
           <w:szCs w:val="21"/>
         </w:rPr>
-        <w:t xml:space="preserve"> out</w:t>
-      </w:r>
-      <w:r>
-        <w:rPr>
-          <w:sz w:val="21"/>
-          <w:szCs w:val="21"/>
-        </w:rPr>
-        <w:t>.</w:t>
+        <w:t xml:space="preserve"> out.</w:t>
       </w:r>
     </w:p>
     <w:p>
@@ -601,14 +566,7 @@
           <w:sz w:val="21"/>
           <w:szCs w:val="21"/>
         </w:rPr>
-        <w:t xml:space="preserve"> the lowest resolution rate and </w:t>
-      </w:r>
-      <w:r>
-        <w:rPr>
-          <w:sz w:val="21"/>
-          <w:szCs w:val="21"/>
-        </w:rPr>
-        <w:t xml:space="preserve">slowest handle time </w:t>
+        <w:t xml:space="preserve"> the lowest resolution rate and slowest handle time </w:t>
       </w:r>
       <w:r>
         <w:rPr>
@@ -643,14 +601,7 @@
           <w:sz w:val="21"/>
           <w:szCs w:val="21"/>
         </w:rPr>
-        <w:t xml:space="preserve"> Sofia Mendoza is the </w:t>
-      </w:r>
-      <w:r>
-        <w:rPr>
-          <w:sz w:val="21"/>
-          <w:szCs w:val="21"/>
-        </w:rPr>
-        <w:t xml:space="preserve">lowest performer </w:t>
+        <w:t xml:space="preserve"> Sofia Mendoza is the lowest performer </w:t>
       </w:r>
       <w:r>
         <w:rPr>
@@ -802,14 +753,7 @@
           <w:sz w:val="21"/>
           <w:szCs w:val="21"/>
         </w:rPr>
-        <w:t xml:space="preserve">four </w:t>
-      </w:r>
-      <w:r>
-        <w:rPr>
-          <w:sz w:val="21"/>
-          <w:szCs w:val="21"/>
-        </w:rPr>
-        <w:t xml:space="preserve">performers </w:t>
+        <w:t xml:space="preserve">four performers </w:t>
       </w:r>
       <w:r>
         <w:rPr>
@@ -900,14 +844,7 @@
           <w:sz w:val="21"/>
           <w:szCs w:val="21"/>
         </w:rPr>
-        <w:t xml:space="preserve"> </w:t>
-      </w:r>
-      <w:r>
-        <w:rPr>
-          <w:sz w:val="21"/>
-          <w:szCs w:val="21"/>
-        </w:rPr>
-        <w:t>in the org chart</w:t>
+        <w:t xml:space="preserve"> in the org chart</w:t>
       </w:r>
       <w:r>
         <w:rPr>
@@ -968,14 +905,7 @@
           <w:sz w:val="21"/>
           <w:szCs w:val="21"/>
         </w:rPr>
-        <w:t xml:space="preserve">the gap </w:t>
-      </w:r>
-      <w:r>
-        <w:rPr>
-          <w:sz w:val="21"/>
-          <w:szCs w:val="21"/>
-        </w:rPr>
-        <w:t xml:space="preserve">visible </w:t>
+        <w:t xml:space="preserve">the gap visible </w:t>
       </w:r>
       <w:r>
         <w:rPr>
@@ -1141,14 +1071,7 @@
           <w:sz w:val="21"/>
           <w:szCs w:val="21"/>
         </w:rPr>
-        <w:t xml:space="preserve"> every </w:t>
-      </w:r>
-      <w:r>
-        <w:rPr>
-          <w:sz w:val="21"/>
-          <w:szCs w:val="21"/>
-        </w:rPr>
-        <w:t xml:space="preserve">business day, </w:t>
+        <w:t xml:space="preserve"> every business day, </w:t>
       </w:r>
       <w:r>
         <w:rPr>
@@ -1211,14 +1134,7 @@
           <w:sz w:val="21"/>
           <w:szCs w:val="21"/>
         </w:rPr>
-        <w:t xml:space="preserve">system </w:t>
-      </w:r>
-      <w:r>
-        <w:rPr>
-          <w:sz w:val="21"/>
-          <w:szCs w:val="21"/>
-        </w:rPr>
-        <w:t xml:space="preserve">rather than </w:t>
+        <w:t xml:space="preserve">system rather than </w:t>
       </w:r>
       <w:r>
         <w:rPr>
@@ -1281,14 +1197,7 @@
           <w:sz w:val="21"/>
           <w:szCs w:val="21"/>
         </w:rPr>
-        <w:t xml:space="preserve"> </w:t>
-      </w:r>
-      <w:r>
-        <w:rPr>
-          <w:sz w:val="21"/>
-          <w:szCs w:val="21"/>
-        </w:rPr>
-        <w:t xml:space="preserve">org-chart validation at the source, coach Wei and Sofia </w:t>
+        <w:t xml:space="preserve"> org-chart validation at the source, coach Wei and Sofia </w:t>
       </w:r>
       <w:r>
         <w:rPr>
@@ -1491,6 +1400,10 @@
     <w:p>
       <w:pPr>
         <w:spacing w:after="70"/>
+        <w:rPr>
+          <w:sz w:val="21"/>
+          <w:szCs w:val="21"/>
+        </w:rPr>
       </w:pPr>
       <w:r>
         <w:rPr>
@@ -1567,14 +1480,7 @@
           <w:sz w:val="21"/>
           <w:szCs w:val="21"/>
         </w:rPr>
-        <w:t xml:space="preserve"> same clean, deduplicated output</w:t>
-      </w:r>
-      <w:r>
-        <w:rPr>
-          <w:sz w:val="21"/>
-          <w:szCs w:val="21"/>
-        </w:rPr>
-        <w:t xml:space="preserve"> so I </w:t>
+        <w:t xml:space="preserve"> same clean, deduplicated output so I </w:t>
       </w:r>
       <w:r>
         <w:rPr>
@@ -1631,6 +1537,89 @@
           <w:szCs w:val="21"/>
         </w:rPr>
         <w:t xml:space="preserve"> a live database on screen.</w:t>
+      </w:r>
+    </w:p>
+    <w:p>
+      <w:pPr>
+        <w:spacing w:after="70"/>
+        <w:rPr>
+          <w:sz w:val="21"/>
+          <w:szCs w:val="21"/>
+        </w:rPr>
+      </w:pPr>
+    </w:p>
+    <w:p>
+      <w:pPr>
+        <w:spacing w:after="70"/>
+        <w:rPr>
+          <w:b/>
+          <w:bCs/>
+          <w:color w:val="EE0000"/>
+        </w:rPr>
+      </w:pPr>
+      <w:r>
+        <w:rPr>
+          <w:b/>
+          <w:bCs/>
+          <w:color w:val="EE0000"/>
+        </w:rPr>
+        <w:t>Please note that additional findings were found as of August 13th – the write up can be fund under the Findings document – see below</w:t>
+      </w:r>
+    </w:p>
+    <w:p>
+      <w:pPr>
+        <w:spacing w:after="70"/>
+      </w:pPr>
+      <w:r>
+        <w:t>•</w:t>
+      </w:r>
+      <w:r>
+        <w:tab/>
+        <w:t xml:space="preserve">in reference to </w:t>
+      </w:r>
+      <w:proofErr w:type="gramStart"/>
+      <w:r>
+        <w:t>COUNTD(</w:t>
+      </w:r>
+      <w:proofErr w:type="gramEnd"/>
+      <w:r>
+        <w:t xml:space="preserve">[Agent Name]), this field was changed to </w:t>
+      </w:r>
+      <w:proofErr w:type="gramStart"/>
+      <w:r>
+        <w:t>COUNTD(</w:t>
+      </w:r>
+      <w:proofErr w:type="gramEnd"/>
+      <w:r>
+        <w:t>[Agent Num])</w:t>
+      </w:r>
+    </w:p>
+    <w:p>
+      <w:pPr>
+        <w:spacing w:after="70"/>
+      </w:pPr>
+      <w:r>
+        <w:t>•</w:t>
+      </w:r>
+      <w:r>
+        <w:tab/>
+        <w:t>in reference to RANK_</w:t>
+      </w:r>
+      <w:proofErr w:type="gramStart"/>
+      <w:r>
+        <w:t>DENSE(COUNT(</w:t>
+      </w:r>
+      <w:proofErr w:type="gramEnd"/>
+      <w:r>
+        <w:t xml:space="preserve">[Call Ref]), 'desc'), this field was changed to </w:t>
+      </w:r>
+      <w:proofErr w:type="gramStart"/>
+      <w:r>
+        <w:t>RANK(COUNT(</w:t>
+      </w:r>
+      <w:proofErr w:type="gramEnd"/>
+      <w:r>
+        <w:t>[Call Ref]), 'desc')</w:t>
       </w:r>
     </w:p>
     <w:sectPr>
